--- a/companies/calderwood-partners/Engagements/Stark-Wilson/2011.07.17 - Status Report - Stark-Wilson v2 FINAL.docx
+++ b/companies/calderwood-partners/Engagements/Stark-Wilson/2011.07.17 - Status Report - Stark-Wilson v2 FINAL.docx
@@ -12,7 +12,17 @@
     </w:p>
     <w:p>
       <w:r>
-        <w:t>Prepared by Julie Parks, Senior Engagement Manager, Advisory, for the leadership team. In short, the engagement is at its midpoint. The current-state assessment is complete and confirmed with the client team, and the work is moving into the design of the target organization. What follows fills in that summary, sets out the coming work with an owner against each piece, and names the few items that could affect the schedule.</w:t>
+        <w:t>Prepared for the client sponsor at Stark-Wilson.</w:t>
+      </w:r>
+    </w:p>
+    <w:p>
+      <w:r>
+        <w:t>Prepared by Julie Parks, Senior Engagement Manager, Advisory.</w:t>
+      </w:r>
+    </w:p>
+    <w:p>
+      <w:r>
+        <w:t>This report covers the organization design engagement for Stark-Wilson. The engagement is at its midpoint. Progress matches the plan set at kickoff. The diagnostic phase is complete. The design phase has begun. Effort and fees to date remain within the engagement budget. No change to scope, fee, or timeline is requested in this report. The client team has been responsive, and the flow of data has been adequate for the diagnostic.</w:t>
       </w:r>
     </w:p>
     <w:p>
@@ -20,12 +30,12 @@
         <w:pStyle w:val="Heading2"/>
       </w:pPr>
       <w:r>
-        <w:t>Position at the midpoint</w:t>
+        <w:t>Status</w:t>
       </w:r>
     </w:p>
     <w:p>
       <w:r>
-        <w:t>The first half of the engagement was given over to establishing how Stark-Wilson is organized today. That assessment is now finished and has been confirmed with the client team, so both sides are working from the same picture of the current structure. The work turns from describing that structure to designing the one meant to replace parts of it. The scope set out in the engagement letter is unchanged, and the plan agreed at kickoff still holds. On budget, the hours spent are in line with the halfway point, and the engagement is running within the fixed fee of $90,500. Nothing found in the assessment gives us reason to reopen the scope or the fee.</w:t>
+        <w:t>The work is on plan. The current-state picture is settled. The team is now building the future-state design on that base. A few dependencies could affect pace. They are listed under risks. None of them threatens the result. The client's project team has kept pace with our requests to date.</w:t>
       </w:r>
     </w:p>
     <w:p>
@@ -33,12 +43,12 @@
         <w:pStyle w:val="Heading2"/>
       </w:pPr>
       <w:r>
-        <w:t>Closed since the working session</w:t>
+        <w:t>Completed this period</w:t>
       </w:r>
     </w:p>
     <w:p>
       <w:r>
-        <w:t>The items below reached completion since the working session earlier this month and are ready for the client team to review.</w:t>
+        <w:t>The following work is finished and has been reviewed internally before release. Each finding rests on the underlying data. Where the evidence is directional rather than conclusive, it is marked as such, and that qualification will carry into the interim deliverable.</w:t>
       </w:r>
     </w:p>
     <w:p>
@@ -46,7 +56,7 @@
         <w:pStyle w:val="ListBullet"/>
       </w:pPr>
       <w:r>
-        <w:t>The current-state organization map is finished. It records the reporting lines, the spans of control at each level, and the number of layers between the front line and the executive team across the functions in scope. We built it from the HR records and the charts Stark-Wilson provided, then checked it against how the work is actually run, so it shows the organization as it operates and not only the boxes on a chart.</w:t>
+        <w:t>Current-state mapping is complete for the corporate functions and the two operating units in scope. It covers reporting lines, headcount, and the principal activities of each group.</w:t>
       </w:r>
     </w:p>
     <w:p>
@@ -54,7 +64,7 @@
         <w:pStyle w:val="ListBullet"/>
       </w:pPr>
       <w:r>
-        <w:t>The role and decision-rights inventory is complete. For each in-scope role we have set down what it is accountable for, what it can decide on its own, and where a decision has to travel upward. This is where most of the duplicated effort and the slow hand-offs surface, and it drew the most discussion at the working session.</w:t>
+        <w:t>Deborah Gordon has completed the external benchmarking of spans and layers against the agreed comparator set. The reading is directional. It suggests a heavier middle layer than peer organizations carry. We will quantify the gap in the deliverable rather than assert a figure here.</w:t>
       </w:r>
     </w:p>
     <w:p>
@@ -62,7 +72,7 @@
         <w:pStyle w:val="ListBullet"/>
       </w:pPr>
       <w:r>
-        <w:t>The interview synthesis is closed. Deborah Gordon led it, pulling the themes from the leadership and front-line interviews together and reconciling them against the structural data, so the design starts from findings the client team has already agreed to.</w:t>
+        <w:t>Reported headcount and reporting relationships have been reconciled against the payroll extract your finance team supplied. The result is largely clean. A small number of discrepancies remain open, and they are noted under risks.</w:t>
       </w:r>
     </w:p>
     <w:p>
@@ -70,7 +80,7 @@
         <w:pStyle w:val="ListBullet"/>
       </w:pPr>
       <w:r>
-        <w:t>A first set of design principles is on the table. We tested it in the working session, and it held up well enough to build the options on, with two points sent back for rework.</w:t>
+        <w:t>Leadership interviews are substantially complete. Ten of twelve are held and documented. The two remaining interviews are a dependency for the next phase.</w:t>
       </w:r>
     </w:p>
     <w:p>
@@ -78,12 +88,38 @@
         <w:pStyle w:val="Heading2"/>
       </w:pPr>
       <w:r>
-        <w:t>The design phase</w:t>
+        <w:t>Budget</w:t>
       </w:r>
     </w:p>
     <w:p>
       <w:r>
-        <w:t>The second half turns the assessment into a target organization the leadership team can decide on. The main pieces are below, each with the person who owns it.</w:t>
+        <w:t>Effort to date is consistent with a midpoint position against the fixed fee of $90,500 agreed for the engagement. I expect the remaining work to complete within that figure. If a scope question arises that would bear on it, I will raise it with you before the cost is incurred.</w:t>
+      </w:r>
+    </w:p>
+    <w:p>
+      <w:pPr>
+        <w:pStyle w:val="Heading2"/>
+      </w:pPr>
+      <w:r>
+        <w:t>Interim deliverable</w:t>
+      </w:r>
+    </w:p>
+    <w:p>
+      <w:r>
+        <w:t>A short interim deliverable will follow at the close of the diagnostic. It will set down the current-state maps, the benchmarking with its qualifications, and the reconciled headcount. It is a baseline, not a decision document. Its purpose is to give your leadership team a common footing before the design principles are presented. We will send it ahead of the review so your team can gather comments before we meet.</w:t>
+      </w:r>
+    </w:p>
+    <w:p>
+      <w:pPr>
+        <w:pStyle w:val="Heading2"/>
+      </w:pPr>
+      <w:r>
+        <w:t>Planned for the coming weeks</w:t>
+      </w:r>
+    </w:p>
+    <w:p>
+      <w:r>
+        <w:t>The next period moves the work from diagnosis into design. The order below is the sequence we recommend. Each step depends on the one before it.</w:t>
       </w:r>
     </w:p>
     <w:p>
@@ -91,7 +127,7 @@
         <w:pStyle w:val="ListBullet"/>
       </w:pPr>
       <w:r>
-        <w:t>Target structure options, owned by the engagement team. We will develop two or three structural options for the in-scope functions, each stating the reporting lines it implies, the spans and layers it sets, and where accountability would sit. The aim is to give leadership a real choice among structures, not to arrive with one already picked.</w:t>
+        <w:t>Draft the design principles for the future-state organization. These will be confirmed with you before detailed design begins, so the structure follows agreed criteria.</w:t>
       </w:r>
     </w:p>
     <w:p>
@@ -99,7 +135,7 @@
         <w:pStyle w:val="ListBullet"/>
       </w:pPr>
       <w:r>
-        <w:t>Role and decision-rights design, owned by Deborah Gordon. For the option leadership favors, she will write the role definitions and set out who decides what, so the structure comes with the rules that make it work.</w:t>
+        <w:t>Develop role definitions for the top two layers, including the accountabilities and the principal decision rights of each role.</w:t>
       </w:r>
     </w:p>
     <w:p>
@@ -107,7 +143,7 @@
         <w:pStyle w:val="ListBullet"/>
       </w:pPr>
       <w:r>
-        <w:t>Transition outline, owned by the engagement team. We will lay out the order in which the move to the chosen structure would happen, what each stage asks of the organization, and the decisions leadership would need to make along the way.</w:t>
+        <w:t>Prepare a first view of spans, layers, and reporting lines for the corporate functions, tested against the benchmarking.</w:t>
       </w:r>
     </w:p>
     <w:p>
@@ -115,7 +151,7 @@
         <w:pStyle w:val="ListBullet"/>
       </w:pPr>
       <w:r>
-        <w:t>Design review, owned by Julie Parks. I will bring the options to a review with the leadership team and fold their direction into a single recommended structure.</w:t>
+        <w:t>Hold an internal working session to test the draft structure against the principles before it is shown to you, so your review can stay on the substance.</w:t>
       </w:r>
     </w:p>
     <w:p>
@@ -123,12 +159,12 @@
         <w:pStyle w:val="Heading2"/>
       </w:pPr>
       <w:r>
-        <w:t>Items to watch</w:t>
+        <w:t>Risks and dependencies</w:t>
       </w:r>
     </w:p>
     <w:p>
       <w:r>
-        <w:t>A few things could affect the pace of the second half. None threatens the design at this point, but each is worth naming while there is still time to act on it.</w:t>
+        <w:t>Three items carry the most schedule risk. None of them threatens the outcome. Each can be managed with your team's help.</w:t>
       </w:r>
     </w:p>
     <w:p>
@@ -136,7 +172,7 @@
         <w:pStyle w:val="ListBullet"/>
       </w:pPr>
       <w:r>
-        <w:t>Two of the in-scope functions sent their reporting data late, so the read on those areas is thinner than the rest. We do not expect it to change the structure. We will confirm that before the design review.</w:t>
+        <w:t>Cost data for the shared services function is not yet in a usable form. Work can proceed on the current basis. The benchmarking of that function stays provisional until the data is confirmed, and I would prefer to close it before the design principles are set.</w:t>
       </w:r>
     </w:p>
     <w:p>
@@ -144,7 +180,7 @@
         <w:pStyle w:val="ListBullet"/>
       </w:pPr>
       <w:r>
-        <w:t>One decision sits with leadership and shapes the whole design: how far to standardize roles and structure across the business units, and where to leave room for local difference. We will bring a recommendation, but the direction is the client's to set, and an early steer would keep the options focused.</w:t>
+        <w:t>The two outstanding leadership interviews sit on the critical path for the design principles. Both should be scheduled within the next two weeks so the design phase is not delayed.</w:t>
       </w:r>
     </w:p>
     <w:p>
@@ -152,17 +188,20 @@
         <w:pStyle w:val="ListBullet"/>
       </w:pPr>
       <w:r>
-        <w:t>The working session left open where two functions should report. It does not hold up the assessment, but it needs a leadership decision before the transition outline is firm. I have raised it with the client sponsor and will carry it into the design review if it is still unsettled.</w:t>
+        <w:t>The reporting-line discrepancies found during reconciliation should be resolved before the future-state chart is finalized, to avoid rework in the design phase.</w:t>
+      </w:r>
+    </w:p>
+    <w:p>
+      <w:pPr>
+        <w:pStyle w:val="Heading2"/>
+      </w:pPr>
+      <w:r>
+        <w:t>What I need from you</w:t>
       </w:r>
     </w:p>
     <w:p>
       <w:r>
-        <w:t>The design options will be ready for the review on the schedule we set. The item most likely to affect that date is the standardization decision, and if it is still open at the next update I will say so. Questions on this report are best sent to me directly. I am also glad to walk the leadership team through the current thinking before the formal review.</w:t>
-      </w:r>
-    </w:p>
-    <w:p>
-      <w:r>
-        <w:t>Julie Parks, Senior Engagement Manager, Advisory</w:t>
+        <w:t>The engagement remains on plan and the budget is intact. To hold the design schedule, one item needs your attention now: confirmation of the two remaining leadership interviews. I will send proposed times this week. Once those sessions are held, we will circulate the draft design principles for your review the following week.</w:t>
       </w:r>
     </w:p>
     <w:sectPr>
